--- a/REGUISITOS FUNCIONAIS.docx
+++ b/REGUISITOS FUNCIONAIS.docx
@@ -20,339 +20,281 @@
     </w:p>
     <w:p>
       <w:pPr>
-        <w:pStyle w:val="PargrafodaLista"/>
-        <w:numPr>
-          <w:ilvl w:val="0"/>
-          <w:numId w:val="1"/>
-        </w:numPr>
-      </w:pPr>
-      <w:r>
-        <w:t>O sistema deve permitir que o usuário realize o login utilizando login e senha criado pelo usuário;</w:t>
-      </w:r>
-    </w:p>
-    <w:p>
-      <w:pPr>
-        <w:pStyle w:val="PargrafodaLista"/>
-        <w:numPr>
-          <w:ilvl w:val="0"/>
-          <w:numId w:val="1"/>
-        </w:numPr>
-      </w:pPr>
-      <w:r>
-        <w:t>O sistema deve i</w:t>
-      </w:r>
-      <w:r>
-        <w:t>nformar falha quando login ou senha estiverem incorretos</w:t>
-      </w:r>
-      <w:r>
-        <w:t>;</w:t>
-      </w:r>
-    </w:p>
-    <w:p>
-      <w:pPr>
-        <w:pStyle w:val="PargrafodaLista"/>
-        <w:numPr>
-          <w:ilvl w:val="0"/>
-          <w:numId w:val="1"/>
-        </w:numPr>
-      </w:pPr>
-      <w:r>
-        <w:t>O sistema deve m</w:t>
-      </w:r>
-      <w:r>
-        <w:t>anter o usu</w:t>
-      </w:r>
-      <w:r>
-        <w:rPr>
-          <w:rFonts w:hint="cs"/>
-        </w:rPr>
-        <w:t>á</w:t>
-      </w:r>
-      <w:r>
-        <w:t>rio autenticado por sess</w:t>
-      </w:r>
-      <w:r>
-        <w:rPr>
-          <w:rFonts w:hint="cs"/>
-        </w:rPr>
-        <w:t>ã</w:t>
-      </w:r>
-      <w:r>
-        <w:t>o e encerrar a sess</w:t>
-      </w:r>
-      <w:r>
-        <w:rPr>
-          <w:rFonts w:hint="cs"/>
-        </w:rPr>
-        <w:t>ã</w:t>
-      </w:r>
-      <w:r>
-        <w:t>o ap</w:t>
-      </w:r>
-      <w:r>
-        <w:rPr>
-          <w:rFonts w:hint="cs"/>
-        </w:rPr>
-        <w:t>ó</w:t>
-      </w:r>
-      <w:r>
-        <w:t>s tempo de expira</w:t>
-      </w:r>
-      <w:r>
-        <w:rPr>
-          <w:rFonts w:hint="cs"/>
-        </w:rPr>
-        <w:t>çã</w:t>
-      </w:r>
-      <w:r>
-        <w:t>o</w:t>
-      </w:r>
-      <w:r>
-        <w:t>;</w:t>
-      </w:r>
-    </w:p>
-    <w:p>
-      <w:pPr>
-        <w:pStyle w:val="PargrafodaLista"/>
-        <w:numPr>
-          <w:ilvl w:val="0"/>
-          <w:numId w:val="1"/>
-        </w:numPr>
-      </w:pPr>
-      <w:r>
-        <w:t xml:space="preserve"> </w:t>
-      </w:r>
-      <w:r>
-        <w:t>O sistema deve e</w:t>
-      </w:r>
-      <w:r>
-        <w:t>xibir o nome do usu</w:t>
-      </w:r>
-      <w:r>
-        <w:rPr>
-          <w:rFonts w:hint="cs"/>
-        </w:rPr>
-        <w:t>á</w:t>
-      </w:r>
-      <w:r>
-        <w:t>rio autenticado na tela principal</w:t>
-      </w:r>
-      <w:r>
-        <w:t>;</w:t>
-      </w:r>
-    </w:p>
-    <w:p>
-      <w:pPr>
-        <w:pStyle w:val="PargrafodaLista"/>
-        <w:numPr>
-          <w:ilvl w:val="0"/>
-          <w:numId w:val="1"/>
-        </w:numPr>
-      </w:pPr>
-      <w:r>
-        <w:t xml:space="preserve">O sistema deve </w:t>
-      </w:r>
-      <w:r>
-        <w:t>p</w:t>
-      </w:r>
-      <w:r>
-        <w:t xml:space="preserve">ermitir logout e retorno </w:t>
-      </w:r>
-      <w:r>
-        <w:rPr>
-          <w:rFonts w:hint="cs"/>
-        </w:rPr>
-        <w:t>à</w:t>
-      </w:r>
-      <w:r>
-        <w:t xml:space="preserve"> tela de login</w:t>
-      </w:r>
-      <w:r>
-        <w:t>;</w:t>
-      </w:r>
-    </w:p>
-    <w:p>
-      <w:pPr>
-        <w:pStyle w:val="PargrafodaLista"/>
-        <w:numPr>
-          <w:ilvl w:val="0"/>
-          <w:numId w:val="1"/>
-        </w:numPr>
-      </w:pPr>
-      <w:r>
-        <w:t xml:space="preserve">O sistema deve </w:t>
-      </w:r>
-      <w:r>
-        <w:t>c</w:t>
-      </w:r>
-      <w:r>
-        <w:t>adastrar, listar, editar e excluir tutores</w:t>
-      </w:r>
-      <w:r>
-        <w:t>;</w:t>
-      </w:r>
-    </w:p>
-    <w:p>
-      <w:pPr>
-        <w:pStyle w:val="PargrafodaLista"/>
-        <w:numPr>
-          <w:ilvl w:val="0"/>
-          <w:numId w:val="1"/>
-        </w:numPr>
-      </w:pPr>
-      <w:r>
-        <w:t xml:space="preserve">O sistema deve </w:t>
-      </w:r>
-      <w:r>
-        <w:t>p</w:t>
-      </w:r>
-      <w:r>
-        <w:t>ermitir buscar tutores por um termo e atualizar a listagem</w:t>
-      </w:r>
-      <w:r>
-        <w:t>;</w:t>
-      </w:r>
-    </w:p>
-    <w:p>
-      <w:pPr>
-        <w:pStyle w:val="PargrafodaLista"/>
-        <w:numPr>
-          <w:ilvl w:val="0"/>
-          <w:numId w:val="1"/>
-        </w:numPr>
-      </w:pPr>
-      <w:r>
-        <w:t xml:space="preserve">O sistema deve </w:t>
-      </w:r>
-      <w:r>
-        <w:t>a</w:t>
-      </w:r>
-      <w:r>
-        <w:t>rmazenar o CPF do tutor de forma</w:t>
-      </w:r>
-      <w:r>
-        <w:t xml:space="preserve"> </w:t>
-      </w:r>
-      <w:r>
-        <w:t>protegida/criptografada</w:t>
-      </w:r>
-      <w:r>
-        <w:t>;</w:t>
-      </w:r>
-    </w:p>
-    <w:p>
-      <w:pPr>
-        <w:pStyle w:val="PargrafodaLista"/>
-        <w:numPr>
-          <w:ilvl w:val="0"/>
-          <w:numId w:val="1"/>
-        </w:numPr>
-      </w:pPr>
-      <w:r>
-        <w:t xml:space="preserve">O sistema deve </w:t>
-      </w:r>
-      <w:r>
-        <w:t>c</w:t>
-      </w:r>
-      <w:r>
-        <w:t>adastrar, listar, editar e excluir pets</w:t>
-      </w:r>
-      <w:r>
-        <w:t>;</w:t>
-      </w:r>
-    </w:p>
-    <w:p>
-      <w:pPr>
-        <w:pStyle w:val="PargrafodaLista"/>
-        <w:numPr>
-          <w:ilvl w:val="0"/>
-          <w:numId w:val="1"/>
-        </w:numPr>
-      </w:pPr>
-      <w:r>
-        <w:t xml:space="preserve">O sistema deve </w:t>
-      </w:r>
-      <w:r>
-        <w:t>a</w:t>
-      </w:r>
-      <w:r>
-        <w:t>ssociar cada pet obrigatoriamente a um tutor</w:t>
-      </w:r>
-      <w:r>
-        <w:t>;</w:t>
-      </w:r>
-    </w:p>
-    <w:p>
-      <w:pPr>
-        <w:pStyle w:val="PargrafodaLista"/>
-        <w:numPr>
-          <w:ilvl w:val="0"/>
-          <w:numId w:val="1"/>
-        </w:numPr>
-      </w:pPr>
-      <w:r>
-        <w:t xml:space="preserve">O sistema deve </w:t>
-      </w:r>
-      <w:r>
-        <w:t>c</w:t>
-      </w:r>
-      <w:r>
-        <w:t>adastrar, listar, editar e excluir agendamentos</w:t>
-      </w:r>
-      <w:r>
-        <w:t>;</w:t>
-      </w:r>
-    </w:p>
-    <w:p>
-      <w:pPr>
-        <w:pStyle w:val="PargrafodaLista"/>
-        <w:numPr>
-          <w:ilvl w:val="0"/>
-          <w:numId w:val="1"/>
-        </w:numPr>
-      </w:pPr>
-      <w:r>
-        <w:t xml:space="preserve">O sistema deve </w:t>
-      </w:r>
-      <w:r>
-        <w:t>e</w:t>
-      </w:r>
-      <w:r>
-        <w:t>xibir os agendamentos ordenados por data/hora</w:t>
-      </w:r>
-      <w:r>
-        <w:t>;</w:t>
-      </w:r>
-    </w:p>
-    <w:p>
-      <w:pPr>
-        <w:pStyle w:val="PargrafodaLista"/>
-        <w:numPr>
-          <w:ilvl w:val="0"/>
-          <w:numId w:val="1"/>
-        </w:numPr>
-      </w:pPr>
-      <w:r>
-        <w:t xml:space="preserve">O sistema deve </w:t>
-      </w:r>
-      <w:r>
-        <w:t>e</w:t>
-      </w:r>
-      <w:r>
-        <w:t>xibir na listagem do agendamento os dados do tutor e do pet</w:t>
-      </w:r>
-      <w:r>
-        <w:t>;</w:t>
-      </w:r>
-    </w:p>
-    <w:p>
-      <w:pPr>
         <w:jc w:val="center"/>
         <w:rPr>
           <w:b/>
           <w:bCs/>
         </w:rPr>
       </w:pPr>
+    </w:p>
+    <w:p>
+      <w:pPr>
+        <w:pStyle w:val="PargrafodaLista"/>
+        <w:numPr>
+          <w:ilvl w:val="0"/>
+          <w:numId w:val="3"/>
+        </w:numPr>
+        <w:spacing w:line="480" w:lineRule="auto"/>
+      </w:pPr>
+      <w:r>
+        <w:t>O sistema deve permitir que o usuário realize o login utilizando login e senha criado pelo usuário;</w:t>
+      </w:r>
+    </w:p>
+    <w:p>
+      <w:pPr>
+        <w:pStyle w:val="PargrafodaLista"/>
+        <w:numPr>
+          <w:ilvl w:val="0"/>
+          <w:numId w:val="3"/>
+        </w:numPr>
+        <w:spacing w:line="480" w:lineRule="auto"/>
+      </w:pPr>
+      <w:r>
+        <w:t>O sistema deve informar quando login ou senha estiverem incorretos;</w:t>
+      </w:r>
+    </w:p>
+    <w:p>
+      <w:pPr>
+        <w:pStyle w:val="PargrafodaLista"/>
+        <w:numPr>
+          <w:ilvl w:val="0"/>
+          <w:numId w:val="3"/>
+        </w:numPr>
+        <w:spacing w:line="480" w:lineRule="auto"/>
+      </w:pPr>
+      <w:r>
+        <w:t>O sistema deve manter o usu</w:t>
+      </w:r>
+      <w:r>
+        <w:rPr>
+          <w:rFonts w:hint="cs"/>
+        </w:rPr>
+        <w:t>á</w:t>
+      </w:r>
+      <w:r>
+        <w:t>rio</w:t>
+      </w:r>
+      <w:r>
+        <w:t xml:space="preserve"> ativo</w:t>
+      </w:r>
+      <w:r>
+        <w:t xml:space="preserve"> </w:t>
+      </w:r>
+      <w:r>
+        <w:t>até a sessão expirar o tempo</w:t>
+      </w:r>
+      <w:r>
+        <w:t>;</w:t>
+      </w:r>
+    </w:p>
+    <w:p>
+      <w:pPr>
+        <w:pStyle w:val="PargrafodaLista"/>
+        <w:numPr>
+          <w:ilvl w:val="0"/>
+          <w:numId w:val="3"/>
+        </w:numPr>
+        <w:spacing w:line="480" w:lineRule="auto"/>
+      </w:pPr>
+      <w:r>
+        <w:t xml:space="preserve"> O sistema deve </w:t>
+      </w:r>
+      <w:r>
+        <w:t>mostrar</w:t>
+      </w:r>
+      <w:r>
+        <w:t xml:space="preserve"> o nome do usu</w:t>
+      </w:r>
+      <w:r>
+        <w:rPr>
+          <w:rFonts w:hint="cs"/>
+        </w:rPr>
+        <w:t>á</w:t>
+      </w:r>
+      <w:r>
+        <w:t>rio autenticado na tela principal;</w:t>
+      </w:r>
+    </w:p>
+    <w:p>
+      <w:pPr>
+        <w:pStyle w:val="PargrafodaLista"/>
+        <w:numPr>
+          <w:ilvl w:val="0"/>
+          <w:numId w:val="3"/>
+        </w:numPr>
+        <w:spacing w:line="480" w:lineRule="auto"/>
+      </w:pPr>
+      <w:r>
+        <w:t xml:space="preserve">O sistema deve permitir </w:t>
+      </w:r>
+      <w:r>
+        <w:t>saída</w:t>
+      </w:r>
+      <w:r>
+        <w:t xml:space="preserve"> e retorno </w:t>
+      </w:r>
+      <w:r>
+        <w:rPr>
+          <w:rFonts w:hint="cs"/>
+        </w:rPr>
+        <w:t>à</w:t>
+      </w:r>
+      <w:r>
+        <w:t xml:space="preserve"> tela </w:t>
+      </w:r>
+      <w:r>
+        <w:t>responsável pelo</w:t>
+      </w:r>
+      <w:r>
+        <w:t xml:space="preserve"> login;</w:t>
+      </w:r>
+    </w:p>
+    <w:p>
+      <w:pPr>
+        <w:pStyle w:val="PargrafodaLista"/>
+        <w:numPr>
+          <w:ilvl w:val="0"/>
+          <w:numId w:val="3"/>
+        </w:numPr>
+        <w:spacing w:line="480" w:lineRule="auto"/>
+      </w:pPr>
+      <w:r>
+        <w:t>O sistema deve cadastrar, listar, editar e excluir tutores</w:t>
+      </w:r>
+      <w:r>
+        <w:t xml:space="preserve"> ou pets</w:t>
+      </w:r>
+      <w:r>
+        <w:t>;</w:t>
+      </w:r>
+    </w:p>
+    <w:p>
+      <w:pPr>
+        <w:pStyle w:val="PargrafodaLista"/>
+        <w:numPr>
+          <w:ilvl w:val="0"/>
+          <w:numId w:val="3"/>
+        </w:numPr>
+        <w:spacing w:line="480" w:lineRule="auto"/>
+      </w:pPr>
+      <w:r>
+        <w:t xml:space="preserve">O sistema deve permitir </w:t>
+      </w:r>
+      <w:r>
+        <w:t xml:space="preserve">a </w:t>
+      </w:r>
+      <w:r>
+        <w:t>busca</w:t>
+      </w:r>
+      <w:r>
+        <w:t xml:space="preserve"> de</w:t>
+      </w:r>
+      <w:r>
+        <w:t xml:space="preserve"> tutores</w:t>
+      </w:r>
+      <w:r>
+        <w:t xml:space="preserve"> ou pets</w:t>
+      </w:r>
+      <w:r>
+        <w:t xml:space="preserve"> por um termo e atualizar a listagem;</w:t>
+      </w:r>
+    </w:p>
+    <w:p>
+      <w:pPr>
+        <w:pStyle w:val="PargrafodaLista"/>
+        <w:numPr>
+          <w:ilvl w:val="0"/>
+          <w:numId w:val="3"/>
+        </w:numPr>
+        <w:spacing w:line="480" w:lineRule="auto"/>
+      </w:pPr>
+      <w:r>
+        <w:t xml:space="preserve">O sistema deve armazenar o CPF do tutor </w:t>
+      </w:r>
+      <w:r>
+        <w:t>segura em criptografia</w:t>
+      </w:r>
+      <w:r>
+        <w:t>;</w:t>
+      </w:r>
+    </w:p>
+    <w:p>
+      <w:pPr>
+        <w:pStyle w:val="PargrafodaLista"/>
+        <w:numPr>
+          <w:ilvl w:val="0"/>
+          <w:numId w:val="3"/>
+        </w:numPr>
+        <w:spacing w:line="480" w:lineRule="auto"/>
+      </w:pPr>
+      <w:r>
+        <w:t xml:space="preserve">O sistema deve associar cada pet obrigatoriamente a </w:t>
+      </w:r>
+      <w:r>
+        <w:t xml:space="preserve">apenas </w:t>
+      </w:r>
+      <w:r>
+        <w:t>um tutor;</w:t>
+      </w:r>
+    </w:p>
+    <w:p>
+      <w:pPr>
+        <w:pStyle w:val="PargrafodaLista"/>
+        <w:numPr>
+          <w:ilvl w:val="0"/>
+          <w:numId w:val="3"/>
+        </w:numPr>
+        <w:spacing w:line="480" w:lineRule="auto"/>
+      </w:pPr>
+      <w:r>
+        <w:t xml:space="preserve">O sistema deve </w:t>
+      </w:r>
+      <w:r>
+        <w:t>listar, cadastrar, editar ou excluir os agendamentos</w:t>
+      </w:r>
+    </w:p>
+    <w:p>
+      <w:pPr>
+        <w:pStyle w:val="PargrafodaLista"/>
+        <w:numPr>
+          <w:ilvl w:val="0"/>
+          <w:numId w:val="3"/>
+        </w:numPr>
+        <w:spacing w:line="480" w:lineRule="auto"/>
+      </w:pPr>
+      <w:r>
+        <w:t xml:space="preserve">O sistema deve exibir os agendamentos </w:t>
+      </w:r>
+      <w:r>
+        <w:t>de forma organizada</w:t>
+      </w:r>
+      <w:r>
+        <w:t xml:space="preserve"> </w:t>
+      </w:r>
+      <w:r>
+        <w:t xml:space="preserve">em listagem </w:t>
+      </w:r>
+      <w:r>
+        <w:t>por data/hora</w:t>
+      </w:r>
+      <w:r>
+        <w:t xml:space="preserve">, dados </w:t>
+      </w:r>
+      <w:r>
+        <w:t>do tutor e do pet</w:t>
+      </w:r>
+      <w:r>
+        <w:t>.</w:t>
+      </w:r>
+    </w:p>
+    <w:p>
+      <w:pPr>
+        <w:jc w:val="center"/>
+        <w:rPr>
+          <w:b/>
+          <w:bCs/>
+        </w:rPr>
+      </w:pPr>
       <w:r>
         <w:rPr>
           <w:b/>
@@ -379,10 +321,13 @@
         <w:t>ê</w:t>
       </w:r>
       <w:r>
-        <w:t>s registros no script inicial</w:t>
-      </w:r>
-      <w:r>
-        <w:t>;</w:t>
+        <w:t xml:space="preserve">s registros no </w:t>
+      </w:r>
+      <w:r>
+        <w:t xml:space="preserve">código </w:t>
+      </w:r>
+      <w:r>
+        <w:t>inicial;</w:t>
       </w:r>
     </w:p>
     <w:p>
@@ -406,6 +351,9 @@
         <w:t>o deve ficar armazenado em texto puro no banco</w:t>
       </w:r>
       <w:r>
+        <w:t>, deve ser criptografado</w:t>
+      </w:r>
+      <w:r>
         <w:t>;</w:t>
       </w:r>
     </w:p>
@@ -427,10 +375,19 @@
         <w:t>ó</w:t>
       </w:r>
       <w:r>
-        <w:t xml:space="preserve"> pode ser cadastrado se existir um tutor</w:t>
-      </w:r>
-      <w:r>
-        <w:t>;</w:t>
+        <w:t xml:space="preserve"> </w:t>
+      </w:r>
+      <w:r>
+        <w:t>deverá</w:t>
+      </w:r>
+      <w:r>
+        <w:t xml:space="preserve"> ser cadastrado se </w:t>
+      </w:r>
+      <w:r>
+        <w:t>houver</w:t>
+      </w:r>
+      <w:r>
+        <w:t xml:space="preserve"> um tutor;</w:t>
       </w:r>
     </w:p>
     <w:p>
@@ -451,7 +408,16 @@
         <w:t>ó</w:t>
       </w:r>
       <w:r>
-        <w:t xml:space="preserve"> pode ser cadastrado se existir um pet</w:t>
+        <w:t xml:space="preserve"> pode</w:t>
+      </w:r>
+      <w:r>
+        <w:t>rá</w:t>
+      </w:r>
+      <w:r>
+        <w:t xml:space="preserve"> ser cadastrado se existir um pet</w:t>
+      </w:r>
+      <w:r>
+        <w:t xml:space="preserve"> e um tutor</w:t>
       </w:r>
       <w:r>
         <w:t>;</w:t>
@@ -466,7 +432,13 @@
         </w:numPr>
       </w:pPr>
       <w:r>
-        <w:t>A tela principal deve mostrar o nome do usu</w:t>
+        <w:t>A tela principal deve</w:t>
+      </w:r>
+      <w:r>
+        <w:t>rá</w:t>
+      </w:r>
+      <w:r>
+        <w:t xml:space="preserve"> mostrar o nome do usu</w:t>
       </w:r>
       <w:r>
         <w:rPr>
@@ -475,7 +447,16 @@
         <w:t>á</w:t>
       </w:r>
       <w:r>
-        <w:t>rio logado e permitir sair</w:t>
+        <w:t xml:space="preserve">rio logado e permitir </w:t>
+      </w:r>
+      <w:r>
+        <w:t xml:space="preserve">sua </w:t>
+      </w:r>
+      <w:r>
+        <w:t>sa</w:t>
+      </w:r>
+      <w:r>
+        <w:t>ída</w:t>
       </w:r>
       <w:r>
         <w:t>;</w:t>
@@ -490,10 +471,7 @@
         </w:numPr>
       </w:pPr>
       <w:r>
-        <w:t>A listagem de agendamentos deve ficar ordenada pela data/hora do atendimento</w:t>
-      </w:r>
-      <w:r>
-        <w:t>;</w:t>
+        <w:t>A listagem de agendamentos deve ficar ordenada pela data/hora do atendimento;</w:t>
       </w:r>
     </w:p>
     <w:sectPr>
@@ -509,6 +487,119 @@
 <file path=word/numbering.xml><?xml version="1.0" encoding="utf-8"?>
 <w:numbering xmlns:wpc="http://schemas.microsoft.com/office/word/2010/wordprocessingCanvas" xmlns:cx="http://schemas.microsoft.com/office/drawing/2014/chartex" xmlns:cx1="http://schemas.microsoft.com/office/drawing/2015/9/8/chartex" xmlns:cx2="http://schemas.microsoft.com/office/drawing/2015/10/21/chartex" xmlns:cx3="http://schemas.microsoft.com/office/drawing/2016/5/9/chartex" xmlns:cx4="http://schemas.microsoft.com/office/drawing/2016/5/10/chartex" xmlns:cx5="http://schemas.microsoft.com/office/drawing/2016/5/11/chartex" xmlns:cx6="http://schemas.microsoft.com/office/drawing/2016/5/12/chartex" xmlns:cx7="http://schemas.microsoft.com/office/drawing/2016/5/13/chartex" xmlns:cx8="http://schemas.microsoft.com/office/drawing/2016/5/14/chartex" xmlns:mc="http://schemas.openxmlformats.org/markup-compatibility/2006" xmlns:aink="http://schemas.microsoft.com/office/drawing/2016/ink" xmlns:am3d="http://schemas.microsoft.com/office/drawing/2017/model3d" xmlns:o="urn:schemas-microsoft-com:office:office" xmlns:oel="http://schemas.microsoft.com/office/2019/extlst" xmlns:r="http://schemas.openxmlformats.org/officeDocument/2006/relationships" xmlns:m="http://schemas.openxmlformats.org/officeDocument/2006/math" xmlns:v="urn:schemas-microsoft-com:vml" xmlns:wp14="http://schemas.microsoft.com/office/word/2010/wordprocessingDrawing" xmlns:wp="http://schemas.openxmlformats.org/drawingml/2006/wordprocessingDrawing" xmlns:w10="urn:schemas-microsoft-com:office:word" xmlns:w="http://schemas.openxmlformats.org/wordprocessingml/2006/main" xmlns:w14="http://schemas.microsoft.com/office/word/2010/wordml" xmlns:w15="http://schemas.microsoft.com/office/word/2012/wordml" xmlns:w16cex="http://schemas.microsoft.com/office/word/2018/wordml/cex" xmlns:w16cid="http://schemas.microsoft.com/office/word/2016/wordml/cid" xmlns:w16="http://schemas.microsoft.com/office/word/2018/wordml" xmlns:w16du="http://schemas.microsoft.com/office/word/2023/wordml/word16du" xmlns:w16sdtdh="http://schemas.microsoft.com/office/word/2020/wordml/sdtdatahash" xmlns:w16sdtfl="http://schemas.microsoft.com/office/word/2024/wordml/sdtformatlock" xmlns:w16se="http://schemas.microsoft.com/office/word/2015/wordml/symex" xmlns:wpg="http://schemas.microsoft.com/office/word/2010/wordprocessingGroup" xmlns:wpi="http://schemas.microsoft.com/office/word/2010/wordprocessingInk" xmlns:wne="http://schemas.microsoft.com/office/word/2006/wordml" xmlns:wps="http://schemas.microsoft.com/office/word/2010/wordprocessingShape" mc:Ignorable="w14 w15 w16se w16cid w16 w16cex w16sdtdh w16sdtfl w16du wp14">
   <w:abstractNum w:abstractNumId="0" w15:restartNumberingAfterBreak="0">
+    <w:nsid w:val="0D4709F0"/>
+    <w:multiLevelType w:val="hybridMultilevel"/>
+    <w:tmpl w:val="D6BED400"/>
+    <w:lvl w:ilvl="0" w:tplc="0416000F">
+      <w:start w:val="1"/>
+      <w:numFmt w:val="decimal"/>
+      <w:lvlText w:val="%1."/>
+      <w:lvlJc w:val="left"/>
+      <w:pPr>
+        <w:ind w:left="720" w:hanging="360"/>
+      </w:pPr>
+      <w:rPr>
+        <w:rFonts w:hint="default"/>
+      </w:rPr>
+    </w:lvl>
+    <w:lvl w:ilvl="1" w:tplc="FFFFFFFF" w:tentative="1">
+      <w:start w:val="1"/>
+      <w:numFmt w:val="bullet"/>
+      <w:lvlText w:val="o"/>
+      <w:lvlJc w:val="left"/>
+      <w:pPr>
+        <w:ind w:left="1440" w:hanging="360"/>
+      </w:pPr>
+      <w:rPr>
+        <w:rFonts w:ascii="Courier New" w:hAnsi="Courier New" w:cs="Courier New" w:hint="default"/>
+      </w:rPr>
+    </w:lvl>
+    <w:lvl w:ilvl="2" w:tplc="FFFFFFFF" w:tentative="1">
+      <w:start w:val="1"/>
+      <w:numFmt w:val="bullet"/>
+      <w:lvlText w:val=""/>
+      <w:lvlJc w:val="left"/>
+      <w:pPr>
+        <w:ind w:left="2160" w:hanging="360"/>
+      </w:pPr>
+      <w:rPr>
+        <w:rFonts w:ascii="Wingdings" w:hAnsi="Wingdings" w:hint="default"/>
+      </w:rPr>
+    </w:lvl>
+    <w:lvl w:ilvl="3" w:tplc="FFFFFFFF" w:tentative="1">
+      <w:start w:val="1"/>
+      <w:numFmt w:val="bullet"/>
+      <w:lvlText w:val=""/>
+      <w:lvlJc w:val="left"/>
+      <w:pPr>
+        <w:ind w:left="2880" w:hanging="360"/>
+      </w:pPr>
+      <w:rPr>
+        <w:rFonts w:ascii="Symbol" w:hAnsi="Symbol" w:hint="default"/>
+      </w:rPr>
+    </w:lvl>
+    <w:lvl w:ilvl="4" w:tplc="FFFFFFFF" w:tentative="1">
+      <w:start w:val="1"/>
+      <w:numFmt w:val="bullet"/>
+      <w:lvlText w:val="o"/>
+      <w:lvlJc w:val="left"/>
+      <w:pPr>
+        <w:ind w:left="3600" w:hanging="360"/>
+      </w:pPr>
+      <w:rPr>
+        <w:rFonts w:ascii="Courier New" w:hAnsi="Courier New" w:cs="Courier New" w:hint="default"/>
+      </w:rPr>
+    </w:lvl>
+    <w:lvl w:ilvl="5" w:tplc="FFFFFFFF" w:tentative="1">
+      <w:start w:val="1"/>
+      <w:numFmt w:val="bullet"/>
+      <w:lvlText w:val=""/>
+      <w:lvlJc w:val="left"/>
+      <w:pPr>
+        <w:ind w:left="4320" w:hanging="360"/>
+      </w:pPr>
+      <w:rPr>
+        <w:rFonts w:ascii="Wingdings" w:hAnsi="Wingdings" w:hint="default"/>
+      </w:rPr>
+    </w:lvl>
+    <w:lvl w:ilvl="6" w:tplc="FFFFFFFF" w:tentative="1">
+      <w:start w:val="1"/>
+      <w:numFmt w:val="bullet"/>
+      <w:lvlText w:val=""/>
+      <w:lvlJc w:val="left"/>
+      <w:pPr>
+        <w:ind w:left="5040" w:hanging="360"/>
+      </w:pPr>
+      <w:rPr>
+        <w:rFonts w:ascii="Symbol" w:hAnsi="Symbol" w:hint="default"/>
+      </w:rPr>
+    </w:lvl>
+    <w:lvl w:ilvl="7" w:tplc="FFFFFFFF" w:tentative="1">
+      <w:start w:val="1"/>
+      <w:numFmt w:val="bullet"/>
+      <w:lvlText w:val="o"/>
+      <w:lvlJc w:val="left"/>
+      <w:pPr>
+        <w:ind w:left="5760" w:hanging="360"/>
+      </w:pPr>
+      <w:rPr>
+        <w:rFonts w:ascii="Courier New" w:hAnsi="Courier New" w:cs="Courier New" w:hint="default"/>
+      </w:rPr>
+    </w:lvl>
+    <w:lvl w:ilvl="8" w:tplc="FFFFFFFF" w:tentative="1">
+      <w:start w:val="1"/>
+      <w:numFmt w:val="bullet"/>
+      <w:lvlText w:val=""/>
+      <w:lvlJc w:val="left"/>
+      <w:pPr>
+        <w:ind w:left="6480" w:hanging="360"/>
+      </w:pPr>
+      <w:rPr>
+        <w:rFonts w:ascii="Wingdings" w:hAnsi="Wingdings" w:hint="default"/>
+      </w:rPr>
+    </w:lvl>
+  </w:abstractNum>
+  <w:abstractNum w:abstractNumId="1" w15:restartNumberingAfterBreak="0">
     <w:nsid w:val="42CE289C"/>
     <w:multiLevelType w:val="hybridMultilevel"/>
     <w:tmpl w:val="30D84B5C"/>
@@ -621,7 +712,7 @@
       </w:rPr>
     </w:lvl>
   </w:abstractNum>
-  <w:abstractNum w:abstractNumId="1" w15:restartNumberingAfterBreak="0">
+  <w:abstractNum w:abstractNumId="2" w15:restartNumberingAfterBreak="0">
     <w:nsid w:val="653F6DBD"/>
     <w:multiLevelType w:val="hybridMultilevel"/>
     <w:tmpl w:val="9544ED40"/>
@@ -735,10 +826,13 @@
     </w:lvl>
   </w:abstractNum>
   <w:num w:numId="1" w16cid:durableId="929460763">
-    <w:abstractNumId w:val="0"/>
+    <w:abstractNumId w:val="1"/>
   </w:num>
   <w:num w:numId="2" w16cid:durableId="360782274">
-    <w:abstractNumId w:val="1"/>
+    <w:abstractNumId w:val="2"/>
+  </w:num>
+  <w:num w:numId="3" w16cid:durableId="1571429543">
+    <w:abstractNumId w:val="0"/>
   </w:num>
 </w:numbering>
 </file>
